--- a/tai-lieu-noi-bo/moscow/kremlin-tsar-bell.docx
+++ b/tai-lieu-noi-bo/moscow/kremlin-tsar-bell.docx
@@ -100,6 +100,38 @@
     </w:p>
     <w:p>
       <w:pPr>
+        <w:pStyle w:val="ListBullet"/>
+      </w:pPr>
+      <w:r>
+        <w:t>Trong hợp kim đồng có thêm khoảng 525 kg bạc và 72 kg vàng; thành chuông dày tới 61 cm</w:t>
+      </w:r>
+    </w:p>
+    <w:p>
+      <w:pPr>
+        <w:pStyle w:val="ListBullet"/>
+      </w:pPr>
+      <w:r>
+        <w:t>Hai chân dung gần như bằng người thật: Nữ hoàng Anna Ioannovna và Sa hoàng Aleksei Mikhailovich trên thân chuông</w:t>
+      </w:r>
+    </w:p>
+    <w:p>
+      <w:pPr>
+        <w:pStyle w:val="ListBullet"/>
+      </w:pPr>
+      <w:r>
+        <w:t>Trục vớt năm 1836 do kiến trúc sư Auguste de Montferrand (tác giả Nhà thờ Thánh Isaac) thực hiện</w:t>
+      </w:r>
+    </w:p>
+    <w:p>
+      <w:pPr>
+        <w:pStyle w:val="ListBullet"/>
+      </w:pPr>
+      <w:r>
+        <w:t>Cặp biểu tượng của Kremlin: chuông không kêu (Царь-колокол) và pháo không bắn (Царь-пушка, đúc 1586)</w:t>
+      </w:r>
+    </w:p>
+    <w:p>
+      <w:pPr>
         <w:pStyle w:val="Heading1"/>
       </w:pPr>
       <w:r>
@@ -399,6 +431,205 @@
       </w:pPr>
       <w:r>
         <w:t>Cuối cùng, đừng bỏ lỡ việc đặt Chuông Sa hoàng cạnh 'người anh em' của nó là Đại bác Sa hoàng chỉ cách vài chục bước chân. Hai công trình này cùng nổi tiếng vì tầm vóc phi thường hơn là vì công năng thực tế — một quả chuông chưa từng ngân và một khẩu pháo hầu như chưa từng khai hoả. Chiêm ngưỡng cả hai trong cùng một lượt tham quan sẽ giúp du khách cảm nhận trọn vẹn tinh thần phô diễn quyền lực và tài nghệ của nước Nga xưa qua những kỷ lục bằng đồng.</w:t>
+      </w:r>
+    </w:p>
+    <w:p>
+      <w:pPr>
+        <w:pStyle w:val="Heading1"/>
+      </w:pPr>
+      <w:r>
+        <w:rPr>
+          <w:color w:val="152C4E"/>
+        </w:rPr>
+        <w:t>Xưởng đúc khổng lồ — cha con Motorin và hố đúc sâu 10 mét (1733–1735)</w:t>
+      </w:r>
+    </w:p>
+    <w:p>
+      <w:pPr>
+        <w:jc w:val="both"/>
+      </w:pPr>
+      <w:r>
+        <w:t>Muốn kể cho khách hiểu vì sao quả chuông này phi thường, xin bắt đầu từ công trường đúc. Theo lệnh Nữ hoàng Anna Ioannovna (Анна Иоанновна), năm 1733 triều đình giao việc cho hai cha con thợ đúc lừng danh của Moskva là ông Ivan Motorin (Иван Моторин) và con trai Mikhail Motorin (Михаил Моторин). Họ vốn là bậc thầy đúc đại bác bằng đồng, quen với những khối kim loại khổng lồ, nên mới được tin tưởng giao trọng trách đúc quả chuông lớn chưa từng có.</w:t>
+      </w:r>
+    </w:p>
+    <w:p>
+      <w:pPr>
+        <w:jc w:val="both"/>
+      </w:pPr>
+      <w:r>
+        <w:t>Ngay giữa Quảng trường Ivanovskaya, người ta đào một hố đúc sâu chừng mười mét để làm khuôn. Lòng khuôn bằng đất sét được nện chặt và gia cố bằng đất đầm xung quanh, bên trên dựng cả một hệ giàn giáo và ròng rọc. Mẻ đúc đầu tiên năm 1734 thất bại. Giữa lúc chuẩn bị lại, tháng Tám năm 1735 ông Ivan Motorin qua đời, để con trai Mikhail gánh tiếp. Ngày 25 tháng 11 năm 1735, mẻ đúc thứ hai thành công: hàng trăm tấn đồng nóng chảy được rót vào khuôn chỉ trong hơn một giờ.</w:t>
+      </w:r>
+    </w:p>
+    <w:p>
+      <w:pPr>
+        <w:jc w:val="both"/>
+      </w:pPr>
+      <w:r>
+        <w:t>Con số khiến khách sững sờ: quả chuông nặng khoảng 202 tấn (chính xác chừng 201.924 kg), cao 6,14 mét, đường kính chân 6,6 mét, chỗ thành dày nhất tới 61 cm. Trong hợp kim đồng, tương truyền người ta còn cho thêm khoảng 525 kg bạc và 72 kg vàng — một chi tiết đắt để kể, vì nó nuôi niềm tin dân gian rằng tiếng chuông, nếu ngân được, sẽ trong và ấm khác thường.</w:t>
+      </w:r>
+    </w:p>
+    <w:p>
+      <w:pPr>
+        <w:jc w:val="both"/>
+      </w:pPr>
+      <w:r>
+        <w:t>Gợi ý cách kể: hãy để cả đoàn đứng cạnh chân bệ rồi so sánh — chỉ riêng khối đồng này đã cao hơn một căn nhà hai tầng, nặng gấp khoảng ba lần một chiếc máy bay chở khách cỡ trung. Nhấn rằng đây là sản phẩm của bàn tay thợ thủ công thế kỷ XVIII, khi chưa hề có cần cẩu hiện đại.</w:t>
+      </w:r>
+    </w:p>
+    <w:p>
+      <w:pPr>
+        <w:pStyle w:val="Heading1"/>
+      </w:pPr>
+      <w:r>
+        <w:rPr>
+          <w:color w:val="152C4E"/>
+        </w:rPr>
+        <w:t>Ngọn lửa định mệnh 1737 &amp; mảnh vỡ hơn 11 tấn</w:t>
+      </w:r>
+    </w:p>
+    <w:p>
+      <w:pPr>
+        <w:jc w:val="both"/>
+      </w:pPr>
+      <w:r>
+        <w:t>Bi kịch xảy ra khi chuông còn nằm trong hố, chưa kịp gỡ khỏi khuôn để hoàn thiện. Ngày 29 tháng 5 năm 1737, một đám cháy lớn (sử Nga gọi là Đại hoả hoạn Troitsky) quét qua Kremlin. Giàn giáo gỗ bao quanh hố đúc bốc cháy và đổ xuống. Lính cứu hoả lo quả chuông đang nóng sẽ chảy hỏng nên vội hắt nước lạnh vào.</w:t>
+      </w:r>
+    </w:p>
+    <w:p>
+      <w:pPr>
+        <w:jc w:val="both"/>
+      </w:pPr>
+      <w:r>
+        <w:t>Chính cú sốc nhiệt đột ngột — đồng đang nóng gặp nước lạnh — đã làm thân chuông rạn tới mười một vết nứt và bung ra một mảnh khổng lồ. Mảnh vỡ ấy nặng khoảng 11,5 tấn (một số nguồn ghi khoảng 10,4 tấn) — riêng nó đã nặng ngang một chiếc xe buýt. Từ đó quả chuông mang một cửa mở toang hoác đủ để một người lớn bước qua.</w:t>
+      </w:r>
+    </w:p>
+    <w:p>
+      <w:pPr>
+        <w:jc w:val="both"/>
+      </w:pPr>
+      <w:r>
+        <w:t>Đúc xong mà chưa một lần được treo, chưa một lần ngân tiếng — đó chính là nghịch lý làm nên sức hút của Царь-колокол. Suốt gần một trăm năm sau đó, quả chuông cứ nằm im dưới hố, thỉnh thoảng lại có người tò mò trèo xuống ngắm.</w:t>
+      </w:r>
+    </w:p>
+    <w:p>
+      <w:pPr>
+        <w:jc w:val="both"/>
+      </w:pPr>
+      <w:r>
+        <w:t>Gợi ý cách kể: hãy chỉ cho khách chính mảnh vỡ được đặt dựng ngay bên cạnh chuông — đó là nhân vật được chụp ảnh nhiều nhất. Một câu bông đùa quen thuộc của hướng dẫn viên Nga: đây là quả chuông lớn nhất thế giới chưa bao giờ kêu, đặt cạnh khẩu đại bác lớn nhất thế giới chưa bao giờ bắn — rồi dẫn khách sang Царь-пушка ở gần đó.</w:t>
+      </w:r>
+    </w:p>
+    <w:p>
+      <w:pPr>
+        <w:pStyle w:val="Heading1"/>
+      </w:pPr>
+      <w:r>
+        <w:rPr>
+          <w:color w:val="152C4E"/>
+        </w:rPr>
+        <w:t>Phù điêu &amp; chân dung trên thân chuông</w:t>
+      </w:r>
+    </w:p>
+    <w:p>
+      <w:pPr>
+        <w:jc w:val="both"/>
+      </w:pPr>
+      <w:r>
+        <w:t>Đừng để khách chỉ nhìn khối đồng như một cục kim loại trơn — hãy mời họ lại gần ngắm những bức phù điêu tinh xảo chạy quanh thân chuông. Trên bề mặt có hình các thiên thần theo phong cách baroque, những dải hoa văn thực vật, và các huy hiệu bầu dục lồng hình các vị thánh.</w:t>
+      </w:r>
+    </w:p>
+    <w:p>
+      <w:pPr>
+        <w:jc w:val="both"/>
+      </w:pPr>
+      <w:r>
+        <w:t>Nổi bật nhất là hai bức chân dung gần như bằng người thật: Nữ hoàng Anna Ioannovna, người ra lệnh đúc chuông, trong triều phục lộng lẫy; và Sa hoàng Aleksei Mikhailovich (Алексей Михайлович) — vị vua trị vì vào thời quả chuông Sa hoàng đời trước được đúc, được đưa vào để nối mạch truyền thống. Xen giữa là những dòng chữ khắc kể lại lịch sử đúc chuông.</w:t>
+      </w:r>
+    </w:p>
+    <w:p>
+      <w:pPr>
+        <w:jc w:val="both"/>
+      </w:pPr>
+      <w:r>
+        <w:t>Phần trang trí do nhóm thợ chạm trong cung thực hiện, trong đó người thường được nhắc tới là nghệ nhân Fyodor Medvedev (Фёдор Медведев) phụ trách phần hoa văn. Chính những chi tiết chạm nổi này biến khối đồng thành một tác phẩm điêu khắc, chứ không đơn thuần là một nhạc cụ.</w:t>
+      </w:r>
+    </w:p>
+    <w:p>
+      <w:pPr>
+        <w:jc w:val="both"/>
+      </w:pPr>
+      <w:r>
+        <w:t>Gợi ý cách kể: rủ khách đi một vòng quanh chuông để tìm cho ra hai gương mặt hoàng gia và các thiên thần — biến việc ngắm thành một trò truy tìm, khách sẽ nhớ lâu hơn nhiều so với chỉ nghe con số.</w:t>
+      </w:r>
+    </w:p>
+    <w:p>
+      <w:pPr>
+        <w:pStyle w:val="Heading1"/>
+      </w:pPr>
+      <w:r>
+        <w:rPr>
+          <w:color w:val="152C4E"/>
+        </w:rPr>
+        <w:t>Trục vớt năm 1836 — kỳ công của Auguste de Montferrand</w:t>
+      </w:r>
+    </w:p>
+    <w:p>
+      <w:pPr>
+        <w:jc w:val="both"/>
+      </w:pPr>
+      <w:r>
+        <w:t>Quả chuông nằm dưới hố gần một thế kỷ cho tới khi được đưa lên mặt đất. Người thiết kế hệ trục vớt là kiến trúc sư người Pháp Auguste de Montferrand (Ô-guýt đờ Mông-phe-răng) — chính là tác giả Nhà thờ Thánh Isaac và Cột Alexander ở Sankt-Peterburg, bậc thầy về xử lý những khối đá và kim loại siêu nặng.</w:t>
+      </w:r>
+    </w:p>
+    <w:p>
+      <w:pPr>
+        <w:jc w:val="both"/>
+      </w:pPr>
+      <w:r>
+        <w:t>Sau một lần thử thất bại, mùa hè năm 1836 người ta mới kéo thành công quả chuông lên và đặt nó trên một bệ đá granite do chính Montferrand thiết kế. Trên đỉnh chuông gắn thêm một quả cầu và cây thánh giá mạ vàng. Vị trí ấy, ngay dưới chân Tháp chuông Ivan Đại đế, vẫn là chỗ đứng của Царь-колокол cho tới ngày nay.</w:t>
+      </w:r>
+    </w:p>
+    <w:p>
+      <w:pPr>
+        <w:jc w:val="both"/>
+      </w:pPr>
+      <w:r>
+        <w:t>Gợi ý cách kể: nhấn rằng việc nhấc một khối 200 tấn lên khỏi hố sâu 10 mét bằng công nghệ năm 1836 khó chẳng kém gì việc đúc ra nó — đây là kỳ công thứ hai trong đời quả chuông.</w:t>
+      </w:r>
+    </w:p>
+    <w:p>
+      <w:pPr>
+        <w:pStyle w:val="Heading1"/>
+      </w:pPr>
+      <w:r>
+        <w:rPr>
+          <w:color w:val="152C4E"/>
+        </w:rPr>
+        <w:t>Dòng họ chuông Sa hoàng &amp; người anh em Царь-пушка</w:t>
+      </w:r>
+    </w:p>
+    <w:p>
+      <w:pPr>
+        <w:jc w:val="both"/>
+      </w:pPr>
+      <w:r>
+        <w:t>Царь-колокол mà quý khách thấy hôm nay thực ra là đời thứ ba của một dòng họ chuông khổng lồ. Đời đầu, đúc khoảng năm 1600 dưới thời Boris Godunov, nặng chừng vài chục tấn, đã rơi vỡ trong một đám cháy. Đời thứ hai do nghệ nhân Aleksandr Grigoriev đúc năm 1655, nặng tới hơn một trăm tấn (nguồn ghi khác nhau, khoảng 100–130 tấn), rồi lại vỡ trong hoả hoạn năm 1701. Quả chuông hiện nay được đúc chính từ phần đồng của những người tiền nhiệm ấy — nên có thể nói nó mang trong mình ký ức của cả dòng họ.</w:t>
+      </w:r>
+    </w:p>
+    <w:p>
+      <w:pPr>
+        <w:jc w:val="both"/>
+      </w:pPr>
+      <w:r>
+        <w:t>Chỉ cách vài bước chân là người anh em nổi tiếng không kém: Царь-пушка (Pháo Sa hoàng), đúc năm 1586 bởi nghệ nhân Andrey Chokhov (Андрей Чохов). Khẩu pháo đồng này nặng khoảng 39,3 tấn, nòng dài 5,34 m, cỡ nòng 890 mm — thuộc hàng lớn nhất thế giới, nhưng cũng chưa từng khai hoả trong chiến trận. Những viên đạn tròn xếp dưới chân pháo chỉ để trang trí, quá to và nặng so với thực tế.</w:t>
+      </w:r>
+    </w:p>
+    <w:p>
+      <w:pPr>
+        <w:jc w:val="both"/>
+      </w:pPr>
+      <w:r>
+        <w:t>Gợi ý cách kể: cặp đôi chuông không kêu và pháo không bắn là một trong những câu chuyện khách Việt thích nhất ở Kremlin. Hãy dẫn dắt: người Nga không ngại làm ra những thứ to nhất thế giới, kể cả khi chúng không dùng để làm đúng chức năng, bởi với họ đó là biểu tượng của tầm vóc và niềm kiêu hãnh quốc gia.</w:t>
       </w:r>
     </w:p>
     <w:p>
@@ -929,6 +1160,21 @@
       </w:r>
     </w:p>
     <w:p>
+      <w:r>
+        <w:rPr>
+          <w:sz w:val="22"/>
+        </w:rPr>
+        <w:t xml:space="preserve">• Tsar Cannon (Царь-пушка) — Wikipedia (tiếng Anh) — </w:t>
+      </w:r>
+      <w:r>
+        <w:rPr>
+          <w:color w:val="204A86"/>
+          <w:sz w:val="20"/>
+        </w:rPr>
+        <w:t>https://en.wikipedia.org/wiki/Tsar_Cannon</w:t>
+      </w:r>
+    </w:p>
+    <w:p>
       <w:pPr>
         <w:pStyle w:val="Heading2"/>
       </w:pPr>
@@ -1014,11 +1260,38 @@
     <w:p>
       <w:r>
         <w:rPr>
+          <w:color w:val="5C6773"/>
+          <w:sz w:val="20"/>
+        </w:rPr>
+        <w:t>Wikipedia (EN) «Tsar Bell» — dùng cho: kích thước (cao 6,14 m, đường kính 6,6 m, ~201.924 kg, thành dày tới 61 cm); Nữ hoàng Anna Ioannovna đặt đúc; hai cha con Ivan và Mikhail Motorin; hố đúc sâu ~10 m; thêm ~525 kg bạc và ~72 kg vàng; Ivan Motorin mất tháng 8/1735, Mikhail hoàn tất mẻ đúc thứ hai ngày 25/11/1735; hoả hoạn 29/5/1737 và mảnh vỡ (bản EN ghi ~10,4 tấn, thường dẫn ~11,5 tấn); trang trí gồm thiên thần baroque, huy hiệu thánh, chân dung Nữ hoàng Anna và Sa hoàng Aleksei; trục vớt mùa hè 1836 bởi Auguste de Montferrand; dòng họ ba đời chuông. Truy cập 9/2026.</w:t>
+      </w:r>
+    </w:p>
+    <w:p>
+      <w:r>
+        <w:rPr>
+          <w:color w:val="5C6773"/>
+          <w:sz w:val="20"/>
+        </w:rPr>
+        <w:t>Wikipedia (EN) «Tsar Cannon» — dùng cho số liệu Царь-пушка: đúc năm 1586 bởi Andrey Chokhov, nặng ~39,3 tấn, nòng dài 5,34 m, cỡ nòng 890 mm, chưa từng khai hoả trong chiến trận.</w:t>
+      </w:r>
+    </w:p>
+    <w:p>
+      <w:r>
+        <w:rPr>
+          <w:color w:val="5C6773"/>
+          <w:sz w:val="20"/>
+        </w:rPr>
+        <w:t>Lưu ý kiểm chứng: trọng lượng mảnh vỡ (~11,5 tấn hay ~10,4 tấn) và trọng lượng các quả chuông Sa hoàng đời trước (~100–130 tấn) chênh nhau giữa các nguồn; tên nhóm thợ chạm phù điêu (Fyodor Medvedev cùng cộng sự) nên đối chiếu thêm tại kreml.ru.</w:t>
+      </w:r>
+    </w:p>
+    <w:p>
+      <w:r>
+        <w:rPr>
           <w:i/>
           <w:color w:val="5C6773"/>
           <w:sz w:val="18"/>
         </w:rPr>
-        <w:t>Tài liệu nội bộ — không dùng cho mục đích public. Biên soạn nguyên gốc, có dẫn nguồn. Cập nhật 2026-08-11.</w:t>
+        <w:t>Tài liệu nội bộ — không dùng cho mục đích public. Biên soạn nguyên gốc, có dẫn nguồn. Cập nhật 2026-09-28.</w:t>
       </w:r>
     </w:p>
     <w:sectPr>
